--- a/examen1.docx
+++ b/examen1.docx
@@ -60,6 +60,31 @@
         <w:t>10 funcionales</w:t>
       </w:r>
     </w:p>
+    <w:p>
+      <w:pPr>
+        <w:rPr>
+          <w:b/>
+          <w:bCs/>
+          <w:color w:val="00B050"/>
+        </w:rPr>
+      </w:pPr>
+      <w:r>
+        <w:rPr>
+          <w:b/>
+          <w:bCs/>
+          <w:color w:val="00B050"/>
+        </w:rPr>
+        <w:t xml:space="preserve">Calificación: </w:t>
+      </w:r>
+      <w:r>
+        <w:rPr>
+          <w:b/>
+          <w:bCs/>
+          <w:color w:val="00B050"/>
+        </w:rPr>
+        <w:t>OK</w:t>
+      </w:r>
+    </w:p>
     <w:p/>
     <w:p>
       <w:r>
@@ -81,6 +106,47 @@
         <w:t>Porque va de tener más pruebas en una fase a tener menos en otra fase</w:t>
       </w:r>
     </w:p>
+    <w:p>
+      <w:pPr>
+        <w:rPr>
+          <w:b/>
+          <w:bCs/>
+          <w:color w:val="00B050"/>
+        </w:rPr>
+      </w:pPr>
+      <w:r>
+        <w:rPr>
+          <w:b/>
+          <w:bCs/>
+          <w:color w:val="00B050"/>
+        </w:rPr>
+        <w:t>Calificación:</w:t>
+      </w:r>
+      <w:r>
+        <w:rPr>
+          <w:b/>
+          <w:bCs/>
+          <w:color w:val="00B050"/>
+        </w:rPr>
+        <w:t xml:space="preserve"> OK</w:t>
+      </w:r>
+    </w:p>
+    <w:p>
+      <w:pPr>
+        <w:rPr>
+          <w:b/>
+          <w:bCs/>
+        </w:rPr>
+      </w:pPr>
+      <w:r>
+        <w:rPr>
+          <w:b/>
+          <w:bCs/>
+          <w:color w:val="00B050"/>
+        </w:rPr>
+        <w:t>Porque los E2E (funcionales) son caros.</w:t>
+      </w:r>
+    </w:p>
     <w:p/>
     <w:p>
       <w:r>
@@ -102,6 +168,40 @@
         <w:t>Pirámide rota. Cuando se ve en un equipo significa que se deben hacer adecuaciones para homologar hacia el estándar</w:t>
       </w:r>
     </w:p>
+    <w:p>
+      <w:pPr>
+        <w:rPr>
+          <w:b/>
+          <w:bCs/>
+          <w:color w:val="00B050"/>
+        </w:rPr>
+      </w:pPr>
+      <w:r>
+        <w:rPr>
+          <w:b/>
+          <w:bCs/>
+          <w:color w:val="00B050"/>
+        </w:rPr>
+        <w:t>Calificación: OK</w:t>
+      </w:r>
+    </w:p>
+    <w:p>
+      <w:pPr>
+        <w:rPr>
+          <w:b/>
+          <w:bCs/>
+          <w:color w:val="00B050"/>
+        </w:rPr>
+      </w:pPr>
+      <w:r>
+        <w:rPr>
+          <w:b/>
+          <w:bCs/>
+          <w:color w:val="00B050"/>
+        </w:rPr>
+        <w:t>También se conoce como “cono de helado”</w:t>
+      </w:r>
+    </w:p>
     <w:p/>
     <w:p>
       <w:r>
@@ -123,6 +223,31 @@
         <w:t>Falso</w:t>
       </w:r>
     </w:p>
+    <w:p>
+      <w:pPr>
+        <w:rPr>
+          <w:b/>
+          <w:bCs/>
+          <w:color w:val="00B050"/>
+        </w:rPr>
+      </w:pPr>
+      <w:r>
+        <w:rPr>
+          <w:b/>
+          <w:bCs/>
+          <w:color w:val="00B050"/>
+        </w:rPr>
+        <w:t xml:space="preserve">Calificación: </w:t>
+      </w:r>
+      <w:r>
+        <w:rPr>
+          <w:b/>
+          <w:bCs/>
+          <w:color w:val="00B050"/>
+        </w:rPr>
+        <w:t>OK</w:t>
+      </w:r>
+    </w:p>
     <w:p/>
     <w:p>
       <w:r>
@@ -190,6 +315,154 @@
         </w:rPr>
         <w:t xml:space="preserve"> está maduro/completo se automatiza</w:t>
       </w:r>
+      <w:r>
+        <w:rPr>
+          <w:b/>
+          <w:bCs/>
+        </w:rPr>
+        <w:t>.</w:t>
+      </w:r>
+    </w:p>
+    <w:p>
+      <w:pPr>
+        <w:rPr>
+          <w:b/>
+          <w:bCs/>
+          <w:color w:val="00B050"/>
+        </w:rPr>
+      </w:pPr>
+      <w:r>
+        <w:rPr>
+          <w:b/>
+          <w:bCs/>
+          <w:color w:val="00B050"/>
+        </w:rPr>
+        <w:lastRenderedPageBreak/>
+        <w:t xml:space="preserve">Calificación: </w:t>
+      </w:r>
+      <w:r>
+        <w:rPr>
+          <w:b/>
+          <w:bCs/>
+          <w:color w:val="00B050"/>
+        </w:rPr>
+        <w:t>OK</w:t>
+      </w:r>
+    </w:p>
+    <w:p>
+      <w:pPr>
+        <w:rPr>
+          <w:b/>
+          <w:bCs/>
+          <w:color w:val="00B050"/>
+        </w:rPr>
+      </w:pPr>
+      <w:r>
+        <w:rPr>
+          <w:b/>
+          <w:bCs/>
+          <w:color w:val="00B050"/>
+        </w:rPr>
+        <w:t>¿</w:t>
+      </w:r>
+      <w:r>
+        <w:rPr>
+          <w:b/>
+          <w:bCs/>
+          <w:color w:val="00B050"/>
+        </w:rPr>
+        <w:t>Qu</w:t>
+      </w:r>
+      <w:r>
+        <w:rPr>
+          <w:b/>
+          <w:bCs/>
+          <w:color w:val="00B050"/>
+        </w:rPr>
+        <w:t>é</w:t>
+      </w:r>
+      <w:r>
+        <w:rPr>
+          <w:b/>
+          <w:bCs/>
+          <w:color w:val="00B050"/>
+        </w:rPr>
+        <w:t xml:space="preserve"> se rompe más?</w:t>
+      </w:r>
+    </w:p>
+    <w:p>
+      <w:pPr>
+        <w:rPr>
+          <w:b/>
+          <w:bCs/>
+          <w:color w:val="00B050"/>
+        </w:rPr>
+      </w:pPr>
+      <w:r>
+        <w:rPr>
+          <w:b/>
+          <w:bCs/>
+          <w:color w:val="00B050"/>
+        </w:rPr>
+        <w:t>¿Qué cuesta más cuando se rompe?</w:t>
+      </w:r>
+    </w:p>
+    <w:p>
+      <w:pPr>
+        <w:rPr>
+          <w:b/>
+          <w:bCs/>
+          <w:color w:val="00B050"/>
+        </w:rPr>
+      </w:pPr>
+      <w:r>
+        <w:rPr>
+          <w:b/>
+          <w:bCs/>
+          <w:color w:val="00B050"/>
+        </w:rPr>
+        <w:t>¿</w:t>
+      </w:r>
+      <w:r>
+        <w:rPr>
+          <w:b/>
+          <w:bCs/>
+          <w:color w:val="00B050"/>
+        </w:rPr>
+        <w:t>Qu</w:t>
+      </w:r>
+      <w:r>
+        <w:rPr>
+          <w:b/>
+          <w:bCs/>
+          <w:color w:val="00B050"/>
+        </w:rPr>
+        <w:t>é</w:t>
+      </w:r>
+      <w:r>
+        <w:rPr>
+          <w:b/>
+          <w:bCs/>
+          <w:color w:val="00B050"/>
+        </w:rPr>
+        <w:t xml:space="preserve"> es cansado</w:t>
+      </w:r>
+      <w:r>
+        <w:rPr>
+          <w:b/>
+          <w:bCs/>
+          <w:color w:val="00B050"/>
+        </w:rPr>
+        <w:t xml:space="preserve"> y repetitivo de probar manualmente</w:t>
+      </w:r>
+      <w:r>
+        <w:rPr>
+          <w:b/>
+          <w:bCs/>
+          <w:color w:val="00B050"/>
+        </w:rPr>
+        <w:t>?</w:t>
+      </w:r>
     </w:p>
     <w:p/>
     <w:p>
@@ -211,6 +484,47 @@
         </w:rPr>
         <w:t>Algo que esté en constante cambio por desarrollo, no es viable automatizarlo debido a que sería esfuerzo y tiempo en vano</w:t>
       </w:r>
+      <w:r>
+        <w:rPr>
+          <w:b/>
+          <w:bCs/>
+        </w:rPr>
+        <w:t>.</w:t>
+      </w:r>
+    </w:p>
+    <w:p>
+      <w:pPr>
+        <w:rPr>
+          <w:b/>
+          <w:bCs/>
+          <w:color w:val="00B050"/>
+        </w:rPr>
+      </w:pPr>
+      <w:r>
+        <w:rPr>
+          <w:b/>
+          <w:bCs/>
+          <w:color w:val="00B050"/>
+        </w:rPr>
+        <w:t>Calificación: OK</w:t>
+      </w:r>
+    </w:p>
+    <w:p>
+      <w:pPr>
+        <w:rPr>
+          <w:b/>
+          <w:bCs/>
+          <w:color w:val="00B050"/>
+        </w:rPr>
+      </w:pPr>
+      <w:r>
+        <w:rPr>
+          <w:b/>
+          <w:bCs/>
+          <w:color w:val="00B050"/>
+        </w:rPr>
+        <w:t>Los “Se ve bien” no se deben automatizar.</w:t>
+      </w:r>
     </w:p>
     <w:p/>
     <w:p>
@@ -256,15 +570,13 @@
         </w:rPr>
         <w:t xml:space="preserve">No lo he </w:t>
       </w:r>
-      <w:proofErr w:type="gramStart"/>
-      <w:r>
-        <w:rPr>
-          <w:b/>
-          <w:bCs/>
-        </w:rPr>
-        <w:t>explorado</w:t>
-      </w:r>
-      <w:proofErr w:type="gramEnd"/>
+      <w:r>
+        <w:rPr>
+          <w:b/>
+          <w:bCs/>
+        </w:rPr>
+        <w:t>explorado,</w:t>
+      </w:r>
       <w:r>
         <w:rPr>
           <w:b/>
@@ -272,79 +584,338 @@
         </w:rPr>
         <w:t xml:space="preserve"> pero me imagino que tiene restringido algunos permisos</w:t>
       </w:r>
-    </w:p>
+      <w:r>
+        <w:rPr>
+          <w:b/>
+          <w:bCs/>
+        </w:rPr>
+        <w:t>.</w:t>
+      </w:r>
+    </w:p>
+    <w:p>
+      <w:pPr>
+        <w:rPr>
+          <w:b/>
+          <w:bCs/>
+        </w:rPr>
+      </w:pPr>
+      <w:r>
+        <w:rPr>
+          <w:b/>
+          <w:bCs/>
+        </w:rPr>
+        <w:t>Calificación</w:t>
+      </w:r>
+      <w:r>
+        <w:rPr>
+          <w:b/>
+          <w:bCs/>
+        </w:rPr>
+        <w:t xml:space="preserve">: </w:t>
+      </w:r>
+      <w:r>
+        <w:rPr>
+          <w:b/>
+          <w:bCs/>
+          <w:color w:val="EE0000"/>
+        </w:rPr>
+        <w:t>NO OK</w:t>
+      </w:r>
+    </w:p>
+    <w:p>
+      <w:pPr>
+        <w:rPr>
+          <w:b/>
+          <w:bCs/>
+        </w:rPr>
+      </w:pPr>
+    </w:p>
+    <w:p>
+      <w:r>
+        <w:t xml:space="preserve">8. ¿Para qué existen usuarios como </w:t>
+      </w:r>
+      <w:proofErr w:type="spellStart"/>
+      <w:r>
+        <w:t>problem_user</w:t>
+      </w:r>
+      <w:proofErr w:type="spellEnd"/>
+      <w:r>
+        <w:t xml:space="preserve"> y </w:t>
+      </w:r>
+      <w:proofErr w:type="spellStart"/>
+      <w:r>
+        <w:t>performance_glitch_user</w:t>
+      </w:r>
+      <w:proofErr w:type="spellEnd"/>
+      <w:r>
+        <w:t xml:space="preserve"> en una plataforma de práctica? ¿Qué te enseñan como QA </w:t>
+      </w:r>
+      <w:proofErr w:type="spellStart"/>
+      <w:r>
+        <w:t>Automation</w:t>
+      </w:r>
+      <w:proofErr w:type="spellEnd"/>
+      <w:r>
+        <w:t xml:space="preserve">? </w:t>
+      </w:r>
+    </w:p>
+    <w:p>
+      <w:pPr>
+        <w:rPr>
+          <w:b/>
+          <w:bCs/>
+        </w:rPr>
+      </w:pPr>
+      <w:r>
+        <w:rPr>
+          <w:b/>
+          <w:bCs/>
+        </w:rPr>
+        <w:t>Son útiles para validar los casos de prueba con flujos alternos o flujos negativos</w:t>
+      </w:r>
+      <w:r>
+        <w:rPr>
+          <w:b/>
+          <w:bCs/>
+        </w:rPr>
+        <w:t>.</w:t>
+      </w:r>
+    </w:p>
+    <w:p>
+      <w:pPr>
+        <w:rPr>
+          <w:b/>
+          <w:bCs/>
+          <w:color w:val="00B050"/>
+        </w:rPr>
+      </w:pPr>
+      <w:r>
+        <w:rPr>
+          <w:b/>
+          <w:bCs/>
+          <w:color w:val="00B050"/>
+        </w:rPr>
+        <w:t>Calificación: OK</w:t>
+      </w:r>
+    </w:p>
+    <w:p/>
+    <w:p>
+      <w:r>
+        <w:t xml:space="preserve">9. Cuando pasas de QA Manual a QA </w:t>
+      </w:r>
+      <w:proofErr w:type="spellStart"/>
+      <w:r>
+        <w:t>Automation</w:t>
+      </w:r>
+      <w:proofErr w:type="spellEnd"/>
+      <w:r>
+        <w:t xml:space="preserve">, ¿cuál se vuelve tu nueva "unidad de trabajo"? </w:t>
+      </w:r>
+    </w:p>
+    <w:p>
+      <w:pPr>
+        <w:rPr>
+          <w:b/>
+          <w:bCs/>
+        </w:rPr>
+      </w:pPr>
+      <w:r>
+        <w:rPr>
+          <w:b/>
+          <w:bCs/>
+        </w:rPr>
+        <w:t xml:space="preserve">El </w:t>
+      </w:r>
+      <w:proofErr w:type="spellStart"/>
+      <w:r>
+        <w:rPr>
+          <w:b/>
+          <w:bCs/>
+        </w:rPr>
+        <w:t>framework</w:t>
+      </w:r>
+      <w:proofErr w:type="spellEnd"/>
+      <w:r>
+        <w:rPr>
+          <w:b/>
+          <w:bCs/>
+        </w:rPr>
+        <w:t xml:space="preserve"> de automatización, así como los reportes de resultados de ejecución.</w:t>
+      </w:r>
+    </w:p>
+    <w:p>
+      <w:pPr>
+        <w:rPr>
+          <w:b/>
+          <w:bCs/>
+          <w:color w:val="00B050"/>
+        </w:rPr>
+      </w:pPr>
+      <w:r>
+        <w:rPr>
+          <w:b/>
+          <w:bCs/>
+          <w:color w:val="00B050"/>
+        </w:rPr>
+        <w:t>Calificación:</w:t>
+      </w:r>
+      <w:r>
+        <w:rPr>
+          <w:b/>
+          <w:bCs/>
+          <w:color w:val="00B050"/>
+        </w:rPr>
+        <w:t xml:space="preserve"> </w:t>
+      </w:r>
+      <w:r>
+        <w:rPr>
+          <w:b/>
+          <w:bCs/>
+          <w:color w:val="EE0000"/>
+        </w:rPr>
+        <w:t>NO OK</w:t>
+      </w:r>
+    </w:p>
+    <w:p>
+      <w:r>
+        <w:rPr>
+          <w:b/>
+          <w:bCs/>
+          <w:color w:val="00B050"/>
+        </w:rPr>
+        <w:t xml:space="preserve">La principal caja de herramientas es el </w:t>
+      </w:r>
+      <w:proofErr w:type="spellStart"/>
+      <w:r>
+        <w:rPr>
+          <w:b/>
+          <w:bCs/>
+          <w:color w:val="00B050"/>
+        </w:rPr>
+        <w:t>github</w:t>
+      </w:r>
+      <w:proofErr w:type="spellEnd"/>
+      <w:r>
+        <w:rPr>
+          <w:b/>
+          <w:bCs/>
+          <w:color w:val="00B050"/>
+        </w:rPr>
+        <w:t xml:space="preserve">, con los </w:t>
+      </w:r>
+      <w:proofErr w:type="spellStart"/>
+      <w:r>
+        <w:rPr>
+          <w:b/>
+          <w:bCs/>
+          <w:color w:val="00B050"/>
+        </w:rPr>
+        <w:t>commit</w:t>
+      </w:r>
+      <w:proofErr w:type="spellEnd"/>
+      <w:r>
+        <w:rPr>
+          <w:b/>
+          <w:bCs/>
+          <w:color w:val="00B050"/>
+        </w:rPr>
+        <w:t xml:space="preserve">, los </w:t>
+      </w:r>
+      <w:proofErr w:type="spellStart"/>
+      <w:r>
+        <w:rPr>
+          <w:b/>
+          <w:bCs/>
+          <w:color w:val="00B050"/>
+        </w:rPr>
+        <w:t>push</w:t>
+      </w:r>
+      <w:proofErr w:type="spellEnd"/>
+      <w:r>
+        <w:rPr>
+          <w:b/>
+          <w:bCs/>
+          <w:color w:val="00B050"/>
+        </w:rPr>
+        <w:t>, todo lo relacionado a manejo de código.</w:t>
+      </w:r>
+    </w:p>
+    <w:p/>
     <w:p>
       <w:r>
         <w:lastRenderedPageBreak/>
-        <w:t xml:space="preserve">8. ¿Para qué existen usuarios como </w:t>
+        <w:t xml:space="preserve">10. ¿Por qué empezamos con </w:t>
       </w:r>
       <w:proofErr w:type="spellStart"/>
       <w:r>
-        <w:t>problem_user</w:t>
+        <w:t>Selenium</w:t>
       </w:r>
       <w:proofErr w:type="spellEnd"/>
       <w:r>
-        <w:t xml:space="preserve"> y </w:t>
+        <w:t xml:space="preserve"> y no con </w:t>
       </w:r>
       <w:proofErr w:type="spellStart"/>
       <w:r>
-        <w:t>performance_glitch_user</w:t>
+        <w:t>Playwright</w:t>
       </w:r>
       <w:proofErr w:type="spellEnd"/>
       <w:r>
-        <w:t xml:space="preserve"> en una plataforma de práctica? ¿Qué te enseñan como QA </w:t>
-      </w:r>
+        <w:t xml:space="preserve"> o Cypress, si son más modernos?</w:t>
+      </w:r>
+    </w:p>
+    <w:p>
+      <w:pPr>
+        <w:jc w:val="both"/>
+        <w:rPr>
+          <w:b/>
+          <w:bCs/>
+        </w:rPr>
+      </w:pPr>
       <w:proofErr w:type="spellStart"/>
       <w:r>
-        <w:t>Automation</w:t>
+        <w:rPr>
+          <w:b/>
+          <w:bCs/>
+        </w:rPr>
+        <w:t>PlayWright</w:t>
       </w:r>
       <w:proofErr w:type="spellEnd"/>
       <w:r>
-        <w:t xml:space="preserve">? </w:t>
-      </w:r>
-    </w:p>
-    <w:p>
-      <w:pPr>
-        <w:rPr>
-          <w:b/>
-          <w:bCs/>
-        </w:rPr>
-      </w:pPr>
-      <w:r>
-        <w:rPr>
-          <w:b/>
-          <w:bCs/>
-        </w:rPr>
-        <w:t>Son útiles para validar los casos de prueba con flujos alternos o flujos negativos</w:t>
-      </w:r>
-    </w:p>
-    <w:p/>
-    <w:p>
-      <w:r>
-        <w:t xml:space="preserve">9. Cuando pasas de QA Manual a QA </w:t>
+        <w:rPr>
+          <w:b/>
+          <w:bCs/>
+        </w:rPr>
+        <w:t xml:space="preserve"> y Cypress aunque son </w:t>
+      </w:r>
+      <w:r>
+        <w:rPr>
+          <w:b/>
+          <w:bCs/>
+        </w:rPr>
+        <w:t>más</w:t>
+      </w:r>
+      <w:r>
+        <w:rPr>
+          <w:b/>
+          <w:bCs/>
+        </w:rPr>
+        <w:t xml:space="preserve"> modernos, no tiene  tantas librerías ni soportan varios exploradores como </w:t>
       </w:r>
       <w:proofErr w:type="spellStart"/>
       <w:r>
-        <w:t>Automation</w:t>
+        <w:rPr>
+          <w:b/>
+          <w:bCs/>
+        </w:rPr>
+        <w:t>selenium</w:t>
       </w:r>
       <w:proofErr w:type="spellEnd"/>
       <w:r>
-        <w:t xml:space="preserve">, ¿cuál se vuelve tu nueva "unidad de trabajo"? </w:t>
-      </w:r>
-    </w:p>
-    <w:p>
-      <w:pPr>
-        <w:rPr>
-          <w:b/>
-          <w:bCs/>
-        </w:rPr>
-      </w:pPr>
-      <w:r>
-        <w:rPr>
-          <w:b/>
-          <w:bCs/>
-        </w:rPr>
-        <w:t xml:space="preserve">El </w:t>
+        <w:rPr>
+          <w:b/>
+          <w:bCs/>
+        </w:rPr>
+        <w:t xml:space="preserve">, además </w:t>
       </w:r>
       <w:proofErr w:type="spellStart"/>
       <w:r>
@@ -352,7 +923,7 @@
           <w:b/>
           <w:bCs/>
         </w:rPr>
-        <w:t>framework</w:t>
+        <w:t>selenium</w:t>
       </w:r>
       <w:proofErr w:type="spellEnd"/>
       <w:r>
@@ -360,133 +931,68 @@
           <w:b/>
           <w:bCs/>
         </w:rPr>
-        <w:t xml:space="preserve"> de automatización, así como los reportes de resultados de ejecución.</w:t>
-      </w:r>
-    </w:p>
-    <w:p/>
-    <w:p>
-      <w:r>
-        <w:t xml:space="preserve">10. ¿Por qué empezamos con </w:t>
+        <w:t xml:space="preserve"> es mas robusto y tiene una mayor biblioteca y comunidad de apoyo</w:t>
+      </w:r>
+      <w:r>
+        <w:rPr>
+          <w:b/>
+          <w:bCs/>
+        </w:rPr>
+        <w:t>.</w:t>
+      </w:r>
+    </w:p>
+    <w:p>
+      <w:pPr>
+        <w:jc w:val="both"/>
+        <w:rPr>
+          <w:b/>
+          <w:bCs/>
+          <w:color w:val="00B050"/>
+        </w:rPr>
+      </w:pPr>
+      <w:r>
+        <w:rPr>
+          <w:b/>
+          <w:bCs/>
+          <w:color w:val="00B050"/>
+        </w:rPr>
+        <w:t>Calificación: OK</w:t>
+      </w:r>
+    </w:p>
+    <w:p>
+      <w:pPr>
+        <w:jc w:val="both"/>
+        <w:rPr>
+          <w:b/>
+          <w:bCs/>
+          <w:color w:val="00B050"/>
+        </w:rPr>
+      </w:pPr>
+      <w:r>
+        <w:rPr>
+          <w:b/>
+          <w:bCs/>
+          <w:color w:val="00B050"/>
+        </w:rPr>
+        <w:t xml:space="preserve">En Latinoamérica domina el mercado </w:t>
       </w:r>
       <w:proofErr w:type="spellStart"/>
       <w:r>
-        <w:t>Selenium</w:t>
+        <w:rPr>
+          <w:b/>
+          <w:bCs/>
+          <w:color w:val="00B050"/>
+        </w:rPr>
+        <w:t>selenium</w:t>
       </w:r>
       <w:proofErr w:type="spellEnd"/>
       <w:r>
-        <w:t xml:space="preserve"> y no con </w:t>
-      </w:r>
-      <w:proofErr w:type="spellStart"/>
-      <w:r>
-        <w:t>Playwright</w:t>
-      </w:r>
-      <w:proofErr w:type="spellEnd"/>
-      <w:r>
-        <w:t xml:space="preserve"> o Cypress, si son más modernos?</w:t>
-      </w:r>
-    </w:p>
-    <w:p>
-      <w:pPr>
-        <w:rPr>
-          <w:b/>
-          <w:bCs/>
-        </w:rPr>
-      </w:pPr>
-      <w:proofErr w:type="spellStart"/>
-      <w:r>
-        <w:rPr>
-          <w:b/>
-          <w:bCs/>
-        </w:rPr>
-        <w:t>PlayWright</w:t>
-      </w:r>
-      <w:proofErr w:type="spellEnd"/>
-      <w:r>
-        <w:rPr>
-          <w:b/>
-          <w:bCs/>
-        </w:rPr>
-        <w:t xml:space="preserve"> y </w:t>
-      </w:r>
-      <w:proofErr w:type="gramStart"/>
-      <w:r>
-        <w:rPr>
-          <w:b/>
-          <w:bCs/>
-        </w:rPr>
-        <w:t>Cypress</w:t>
-      </w:r>
-      <w:proofErr w:type="gramEnd"/>
-      <w:r>
-        <w:rPr>
-          <w:b/>
-          <w:bCs/>
-        </w:rPr>
-        <w:t xml:space="preserve"> aunque son </w:t>
-      </w:r>
-      <w:proofErr w:type="spellStart"/>
-      <w:r>
-        <w:rPr>
-          <w:b/>
-          <w:bCs/>
-        </w:rPr>
-        <w:t>mas</w:t>
-      </w:r>
-      <w:proofErr w:type="spellEnd"/>
-      <w:r>
-        <w:rPr>
-          <w:b/>
-          <w:bCs/>
-        </w:rPr>
-        <w:t xml:space="preserve"> modernos, no </w:t>
-      </w:r>
-      <w:proofErr w:type="gramStart"/>
-      <w:r>
-        <w:rPr>
-          <w:b/>
-          <w:bCs/>
-        </w:rPr>
-        <w:t>tiene  tantas</w:t>
-      </w:r>
-      <w:proofErr w:type="gramEnd"/>
-      <w:r>
-        <w:rPr>
-          <w:b/>
-          <w:bCs/>
-        </w:rPr>
-        <w:t xml:space="preserve"> librerías ni soportan varios exploradores como </w:t>
-      </w:r>
-      <w:proofErr w:type="spellStart"/>
-      <w:r>
-        <w:rPr>
-          <w:b/>
-          <w:bCs/>
-        </w:rPr>
-        <w:t>selenium</w:t>
-      </w:r>
-      <w:proofErr w:type="spellEnd"/>
-      <w:r>
-        <w:rPr>
-          <w:b/>
-          <w:bCs/>
-        </w:rPr>
-        <w:t xml:space="preserve">, además </w:t>
-      </w:r>
-      <w:proofErr w:type="spellStart"/>
-      <w:r>
-        <w:rPr>
-          <w:b/>
-          <w:bCs/>
-        </w:rPr>
-        <w:t>selenium</w:t>
-      </w:r>
-      <w:proofErr w:type="spellEnd"/>
-      <w:r>
-        <w:rPr>
-          <w:b/>
-          <w:bCs/>
-        </w:rPr>
-        <w:t xml:space="preserve"> es mas robusto y tiene una mayor biblioteca y comunidad de apoyo</w:t>
+        <w:rPr>
+          <w:b/>
+          <w:bCs/>
+          <w:color w:val="00B050"/>
+        </w:rPr>
+        <w:t xml:space="preserve">. </w:t>
       </w:r>
     </w:p>
     <w:sectPr>
@@ -1102,6 +1608,7 @@
   <w:style w:type="character" w:default="1" w:styleId="Fuentedeprrafopredeter">
     <w:name w:val="Default Paragraph Font"/>
     <w:uiPriority w:val="1"/>
+    <w:semiHidden/>
     <w:unhideWhenUsed/>
   </w:style>
   <w:style w:type="table" w:default="1" w:styleId="Tablanormal">
